--- a/daemon/docs/отчёт_демон.docx
+++ b/daemon/docs/отчёт_демон.docx
@@ -3596,6 +3596,9 @@
         <w:jc w:val="center"/>
       </w:pPr>
       <w:r>
+        <w:rPr>
+          <w:noProof/>
+        </w:rPr>
         <w:drawing>
           <wp:inline distT="0" distB="0" distL="0" distR="0" wp14:anchorId="1820D972" wp14:editId="3F429E7D">
             <wp:extent cx="2425700" cy="3340100"/>
@@ -3700,6 +3703,7 @@
       </w:pPr>
       <w:r>
         <w:rPr>
+          <w:noProof/>
           <w:lang w:val="en-US"/>
         </w:rPr>
         <w:drawing>
@@ -3806,6 +3810,9 @@
         <w:jc w:val="center"/>
       </w:pPr>
       <w:r>
+        <w:rPr>
+          <w:noProof/>
+        </w:rPr>
         <w:lastRenderedPageBreak/>
         <w:drawing>
           <wp:inline distT="0" distB="0" distL="0" distR="0" wp14:anchorId="1DC73EDE" wp14:editId="173FE773">
@@ -3922,6 +3929,7 @@
       </w:pPr>
       <w:r>
         <w:rPr>
+          <w:noProof/>
           <w:lang w:val="en-US"/>
         </w:rPr>
         <w:drawing>
@@ -4035,6 +4043,9 @@
         <w:jc w:val="center"/>
       </w:pPr>
       <w:r>
+        <w:rPr>
+          <w:noProof/>
+        </w:rPr>
         <w:drawing>
           <wp:inline distT="0" distB="0" distL="0" distR="0" wp14:anchorId="3AD928E1" wp14:editId="539EF5AE">
             <wp:extent cx="5939790" cy="2081530"/>
@@ -4714,11 +4725,100 @@
     </w:p>
     <w:p>
       <w:pPr>
-        <w:jc w:val="center"/>
-      </w:pPr>
+        <w:rPr>
+          <w:lang w:val="en-US"/>
+        </w:rPr>
+      </w:pPr>
+      <w:r>
+        <w:t>Исходный код</w:t>
+      </w:r>
+      <w:r>
+        <w:rPr>
+          <w:lang w:val="en-US"/>
+        </w:rPr>
+        <w:t>:</w:t>
+      </w:r>
+    </w:p>
+    <w:p>
+      <w:pPr>
+        <w:rPr>
+          <w:lang w:val="en-US"/>
+        </w:rPr>
+      </w:pPr>
+      <w:hyperlink r:id="rId13" w:history="1">
+        <w:r>
+          <w:rPr>
+            <w:rStyle w:val="Hyperlink"/>
+            <w:lang w:val="en-US"/>
+          </w:rPr>
+          <w:t>https://github.com/alice3e?tab=repositories</w:t>
+        </w:r>
+      </w:hyperlink>
+      <w:r>
+        <w:rPr>
+          <w:lang w:val="en-US"/>
+        </w:rPr>
+        <w:br/>
+      </w:r>
+      <w:r>
+        <w:rPr>
+          <w:lang w:val="en-US"/>
+        </w:rPr>
+        <w:br/>
+      </w:r>
+      <w:r>
+        <w:t>Материалы</w:t>
+      </w:r>
+      <w:r>
+        <w:rPr>
+          <w:lang w:val="en-US"/>
+        </w:rPr>
+        <w:t>:</w:t>
+      </w:r>
+      <w:r>
+        <w:rPr>
+          <w:lang w:val="en-US"/>
+        </w:rPr>
+        <w:br/>
+        <w:t xml:space="preserve">1) </w:t>
+      </w:r>
+      <w:hyperlink r:id="rId14" w:history="1">
+        <w:r>
+          <w:rPr>
+            <w:rStyle w:val="Hyperlink"/>
+            <w:lang w:val="en-US"/>
+          </w:rPr>
+          <w:t>https://wiki.archlinux.org/title/Daemons_(%D0%A0%D1%83%D1%81%D1%81%D0%BA%D0%B8%D0%B9)#:~:text=%D0%94%D0%B5%D0%BC%D0%BE%D0%BD%20%2D%20%D1%8D%D1%82%D0%BE%20%D0%BF%D1%80%D0%BE%D0%B3%D1%80%D0%B0%D0%BC%D0%BC%D0%B0%2C%20%D0%BA%D0%BE%D1%82%D0%BE%D1%80%D0%B0%D1%8F%20%D0%B7%D0%B0%D0%BF%D1%83%D1%81%D0%BA%D0%B0%D0%B5%D1%82%D1%81%D1%8F,%2C%20%D0%BE%D0%B6%D0%B8%D0%B4%D0%B0%D1%8E%D1%89%D0%B8%D0%B9%20%D1%87%D1%8C%D0%B5%D0%B3%</w:t>
+        </w:r>
+        <w:r>
+          <w:rPr>
+            <w:rStyle w:val="Hyperlink"/>
+            <w:lang w:val="en-US"/>
+          </w:rPr>
+          <w:lastRenderedPageBreak/>
+          <w:t>D0%BE%2D%D0%BD%D0%B8%D0%B1%D1%83%D0%B4%D1%8C%20%D0%BB%D0%BE%D0%B3%D0%B8%D0%BD%D0%B0</w:t>
+        </w:r>
+      </w:hyperlink>
+      <w:r>
+        <w:rPr>
+          <w:lang w:val="en-US"/>
+        </w:rPr>
+        <w:t>.</w:t>
+      </w:r>
+    </w:p>
+    <w:p>
+      <w:r>
+        <w:t>2)</w:t>
+      </w:r>
+      <w:r>
+        <w:t xml:space="preserve"> </w:t>
+      </w:r>
+      <w:r>
+        <w:t>https://pq.hosting/help/chto-takoe-demony-v-ponjatii-linux</w:t>
+      </w:r>
     </w:p>
     <w:sectPr>
-      <w:footerReference w:type="default" r:id="rId13"/>
+      <w:footerReference w:type="default" r:id="rId15"/>
       <w:type w:val="oddPage"/>
       <w:pgSz w:w="11906" w:h="16838"/>
       <w:pgMar w:top="1134" w:right="851" w:bottom="1134" w:left="1701" w:header="709" w:footer="709" w:gutter="0"/>
